--- a/docs/exports/06_Deployment_Guide.docx
+++ b/docs/exports/06_Deployment_Guide.docx
@@ -171,21 +171,21 @@
                 <w:bCs/>
                 <w:sz w:val="17"/>
               </w:rPr>
-              <w:t xml:space="preserve">Guide</w:t>
-            </w:r>
-          </w:p>
-        </w:tc>
-        <w:tc>
-          <w:tcPr/>
-          <w:p>
-            <w:pPr>
-              <w:pStyle w:val="Compact"/>
-            </w:pPr>
-            <w:r>
-              <w:rPr>
-                <w:sz w:val="17"/>
-              </w:rPr>
-              <w:t xml:space="preserve">Dr. Asesh Kumar Tripathy</w:t>
+              <w:t xml:space="preserve">Institution</w:t>
+            </w:r>
+          </w:p>
+        </w:tc>
+        <w:tc>
+          <w:tcPr/>
+          <w:p>
+            <w:pPr>
+              <w:pStyle w:val="Compact"/>
+            </w:pPr>
+            <w:r>
+              <w:rPr>
+                <w:sz w:val="17"/>
+              </w:rPr>
+              <w:t xml:space="preserve">KL University</w:t>
             </w:r>
           </w:p>
         </w:tc>
@@ -203,21 +203,21 @@
                 <w:bCs/>
                 <w:sz w:val="17"/>
               </w:rPr>
-              <w:t xml:space="preserve">Institution</w:t>
-            </w:r>
-          </w:p>
-        </w:tc>
-        <w:tc>
-          <w:tcPr/>
-          <w:p>
-            <w:pPr>
-              <w:pStyle w:val="Compact"/>
-            </w:pPr>
-            <w:r>
-              <w:rPr>
-                <w:sz w:val="17"/>
-              </w:rPr>
-              <w:t xml:space="preserve">KL University</w:t>
+              <w:t xml:space="preserve">Academic year</w:t>
+            </w:r>
+          </w:p>
+        </w:tc>
+        <w:tc>
+          <w:tcPr/>
+          <w:p>
+            <w:pPr>
+              <w:pStyle w:val="Compact"/>
+            </w:pPr>
+            <w:r>
+              <w:rPr>
+                <w:sz w:val="17"/>
+              </w:rPr>
+              <w:t xml:space="preserve">2026-27</w:t>
             </w:r>
           </w:p>
         </w:tc>
@@ -235,38 +235,6 @@
                 <w:bCs/>
                 <w:sz w:val="17"/>
               </w:rPr>
-              <w:t xml:space="preserve">Academic year</w:t>
-            </w:r>
-          </w:p>
-        </w:tc>
-        <w:tc>
-          <w:tcPr/>
-          <w:p>
-            <w:pPr>
-              <w:pStyle w:val="Compact"/>
-            </w:pPr>
-            <w:r>
-              <w:rPr>
-                <w:sz w:val="17"/>
-              </w:rPr>
-              <w:t xml:space="preserve">2026-27</w:t>
-            </w:r>
-          </w:p>
-        </w:tc>
-      </w:tr>
-      <w:tr>
-        <w:tc>
-          <w:tcPr/>
-          <w:p>
-            <w:pPr>
-              <w:pStyle w:val="Compact"/>
-            </w:pPr>
-            <w:r>
-              <w:rPr>
-                <w:b/>
-                <w:bCs/>
-                <w:sz w:val="17"/>
-              </w:rPr>
               <w:t xml:space="preserve">Date</w:t>
             </w:r>
           </w:p>
@@ -281,7 +249,7 @@
               <w:rPr>
                 <w:sz w:val="17"/>
               </w:rPr>
-              <w:t xml:space="preserve">24-Oct-2026 (IST)</w:t>
+              <w:t xml:space="preserve">26-Oct-2026 (IST)</w:t>
             </w:r>
           </w:p>
         </w:tc>

--- a/docs/exports/06_Deployment_Guide.docx
+++ b/docs/exports/06_Deployment_Guide.docx
@@ -365,7 +365,7 @@
           <w:rPr>
             <w:rStyle w:val="Hyperlink"/>
           </w:rPr>
-          <w:t xml:space="preserve">4 Option 2: Docker Compose on one machine (written, not run)</w:t>
+          <w:t xml:space="preserve">4 Option 2: Docker Compose on one machine (tested on GitHub Actions)</w:t>
         </w:r>
       </w:hyperlink>
     </w:p>
@@ -868,19 +868,19 @@
                 <w:bCs/>
                 <w:sz w:val="17"/>
               </w:rPr>
-              <w:t xml:space="preserve">Written, not run.</w:t>
-            </w:r>
-            <w:r>
-              <w:rPr>
-                <w:sz w:val="17"/>
-              </w:rPr>
-              <w:t xml:space="preserve"> </w:t>
-            </w:r>
-            <w:r>
-              <w:rPr>
-                <w:sz w:val="17"/>
-              </w:rPr>
-              <w:t xml:space="preserve">Docker is not installed on the development machine, so the images were never built</w:t>
+              <w:t xml:space="preserve">Tested on GitHub Actions</w:t>
+            </w:r>
+            <w:r>
+              <w:rPr>
+                <w:sz w:val="17"/>
+              </w:rPr>
+              <w:t xml:space="preserve"> </w:t>
+            </w:r>
+            <w:r>
+              <w:rPr>
+                <w:sz w:val="17"/>
+              </w:rPr>
+              <w:t xml:space="preserve">(Ubuntu runner): the images build, PostgreSQL 16, Redis, API, Celery worker and Nginx all start, and a smoke test passes (health, front end, login through Nginx, an Ask TARA rupee answer, a CSV upload processed by the Celery worker). Not run on the authors’ own computers, where Docker is not installed</w:t>
             </w:r>
           </w:p>
         </w:tc>
@@ -1833,7 +1833,7 @@
         <w:pStyle w:val="Heading1"/>
       </w:pPr>
       <w:r>
-        <w:t xml:space="preserve">4 Option 2: Docker Compose on one machine (written, not run)</w:t>
+        <w:t xml:space="preserve">4 Option 2: Docker Compose on one machine (tested on GitHub Actions)</w:t>
       </w:r>
     </w:p>
     <w:p>
@@ -6976,28 +6976,22 @@
           <w:b/>
           <w:bCs/>
         </w:rPr>
-        <w:t xml:space="preserve">Container images were never built</w:t>
-      </w:r>
-      <w:r>
-        <w:t xml:space="preserve"> </w:t>
-      </w:r>
-      <w:r>
-        <w:t xml:space="preserve">in this project; the first</w:t>
-      </w:r>
-      <w:r>
-        <w:t xml:space="preserve"> </w:t>
+        <w:t xml:space="preserve">Containers were not run on the authors’ computers.</w:t>
+      </w:r>
+      <w:r>
+        <w:t xml:space="preserve"> </w:t>
+      </w:r>
+      <w:r>
+        <w:t xml:space="preserve">They were built and started on GitHub’s Linux runner with a scripted smoke test (</w:t>
       </w:r>
       <w:r>
         <w:rPr>
           <w:rStyle w:val="VerbatimChar"/>
         </w:rPr>
-        <w:t xml:space="preserve">docker compose up --build</w:t>
-      </w:r>
-      <w:r>
-        <w:t xml:space="preserve"> </w:t>
-      </w:r>
-      <w:r>
-        <w:t xml:space="preserve">may reveal a packaging mistake that the tests could not. Also note that Compose pins PostgreSQL 16 whereas the verification used PostgreSQL 18.2; no PostgreSQL 16 server was run.</w:t>
+        <w:t xml:space="preserve">scripts/compose_smoke.sh</w:t>
+      </w:r>
+      <w:r>
+        <w:t xml:space="preserve">); anything outside that script, such as restarts, volume backups or version updates, was not exercised. Compose pins PostgreSQL 16 (also used by the CI back-end job), whereas the local verification used PostgreSQL 18.2.</w:t>
       </w:r>
     </w:p>
     <w:p>
